--- a/docs/story board/Dungeon_Crawler_Carl_Storyboard.docx
+++ b/docs/story board/Dungeon_Crawler_Carl_Storyboard.docx
@@ -71,7 +71,7 @@
           <w:color w:val="2C3E50"/>
           <w:sz w:val="28"/>
         </w:rPr>
-        <w:t>Frame 1 — Waking into a new run</w:t>
+        <w:t>Frame 1 — Awakening</w:t>
       </w:r>
     </w:p>
     <w:p>
@@ -99,7 +99,10 @@
         <w:t xml:space="preserve">WRITTEN PIECE — </w:t>
       </w:r>
       <w:r>
-        <w:t>The crew member wakes, and the game-state manager starts the run, bringing up health, points, the minimap, and the timer together. The map system has already built this attempt from a seed as a connected grid of distinct rooms, with the maintenance bay as the starting cell. The open doorway is the only way forward, and the minimap shows that the boss room waits at the far end of this layout.</w:t>
+        <w:rPr>
+          <w:b w:val="0"/>
+        </w:rPr>
+        <w:t>The maintenance worker jolts awake on the cold deck as red alarms pulse through the empty bay. No other crew member answers, and the open doorway ahead offers the only sign that the ship is still alive. With no explanation for why they have returned, they rise and follow the path deeper into the vessel.</w:t>
       </w:r>
     </w:p>
     <w:p>
@@ -111,7 +114,7 @@
           <w:color w:val="2C3E50"/>
           <w:sz w:val="28"/>
         </w:rPr>
-        <w:t>Frame 2 — Dash down the corridor</w:t>
+        <w:t>Frame 2 — No Way Back</w:t>
       </w:r>
     </w:p>
     <w:p>
@@ -139,7 +142,10 @@
         <w:t xml:space="preserve">WRITTEN PIECE — </w:t>
       </w:r>
       <w:r>
-        <w:t>The crew member leaves idle, runs, and dashes, and the player controller keeps that movement inside the corridor’s bounds. At the far doorway the map accepts the transition and makes the combat room ahead the current room. The minimap highlight moves with them and the timer keeps counting, so the HUD shows that this is still the same run.</w:t>
+        <w:rPr>
+          <w:b w:val="0"/>
+        </w:rPr>
+        <w:t>The corridor feels unfamiliar, yet flashes of it stir like a half-remembered nightmare. The worker sprints as the door seals behind them and hostile shadows gather in the chamber ahead. Whatever has taken the ship already knows they are awake.</w:t>
       </w:r>
     </w:p>
     <w:p>
@@ -151,7 +157,7 @@
           <w:color w:val="2C3E50"/>
           <w:sz w:val="28"/>
         </w:rPr>
-        <w:t>Frame 3 — The combat room fights back</w:t>
+        <w:t>Frame 3 — The First Ambush</w:t>
       </w:r>
     </w:p>
     <w:p>
@@ -179,7 +185,10 @@
         <w:t xml:space="preserve">WRITTEN PIECE — </w:t>
       </w:r>
       <w:r>
-        <w:t>The encounter spawner filled this combat room for its type and difficulty, and each hostile runs the same patrol, chase, and attack cycle with its own attack. The melee foe lunges, the ranged foe fires from a distance, and the turret holds position and shoots. The crew member steps from movement into an attack, takes damage when a shot lands, and feels the controller kick on both the hit they take and the strike they land. Clearing the room opens the adjoining treasure bay and keeps the path toward the boss room moving.</w:t>
+        <w:rPr>
+          <w:b w:val="0"/>
+        </w:rPr>
+        <w:t>The next room erupts into an ambush from every direction. The worker fights through blades and gunfire, but the wounds they take make it clear that courage alone will not carry them to the end. When the last machine falls, a door to a brighter bay unlocks and gives them their first hard-won step forward.</w:t>
       </w:r>
     </w:p>
     <w:p>
@@ -191,7 +200,7 @@
           <w:color w:val="2C3E50"/>
           <w:sz w:val="28"/>
         </w:rPr>
-        <w:t>Frame 4 — The treasure bay pays out</w:t>
+        <w:t>Frame 4 — A Fighting Chance</w:t>
       </w:r>
     </w:p>
     <w:p>
@@ -219,7 +228,10 @@
         <w:t xml:space="preserve">WRITTEN PIECE — </w:t>
       </w:r>
       <w:r>
-        <w:t>The treasure room yields a drop, and the loot system rolls that room’s table, clones the item, and applies it to the crew member’s stats. Armor raises the health the HUD can show, while the weapon and the relic stay equipped for the rest of this run. The consumable lifts attack for a short time and then the boost falls away. With the bay cleared and the loadout stronger, the minimap’s remaining path still leads through the grid toward the boss room.</w:t>
+        <w:rPr>
+          <w:b w:val="0"/>
+        </w:rPr>
+        <w:t>Inside the quiet cache, the worker finds weapons, armor, supplies, and a strange relic among the remains of the ship's stores. They choose the armor, gather what they can carry, and feel hope return for the first time since waking. Better equipped but still alone, they continue toward the heart of the vessel.</w:t>
       </w:r>
     </w:p>
     <w:p>
@@ -231,7 +243,7 @@
           <w:color w:val="2C3E50"/>
           <w:sz w:val="28"/>
         </w:rPr>
-        <w:t>Frame 5 — Death, banked points, and a new layout</w:t>
+        <w:t>Frame 5 — The Cycle Claims Them</w:t>
       </w:r>
     </w:p>
     <w:p>
@@ -259,7 +271,10 @@
         <w:t xml:space="preserve">WRITTEN PIECE — </w:t>
       </w:r>
       <w:r>
-        <w:t>Pushing past the treasure bay, the crew member is overwhelmed in a later combat room, their health reaches zero, and the game-state manager ends the run and sends them back to the beginning. The points earned on that attempt are credited to the persistent balance, and that balance is what the shop spends from. At the shop they spend part of that balance on one permanent unlock, and the next run generates a new connected layout from the preset rooms while the unlock stays owned.</w:t>
+        <w:rPr>
+          <w:b w:val="0"/>
+        </w:rPr>
+        <w:t>Their new strength is not enough. Farther into the ship, the hostile forces overwhelm them, darkness closes in, and they awaken once more at the beginning. This time, however, something remains: the value of what they earned and the chance to return stronger. They spend those hard-won points and prepare to turn the cycle against whatever trapped them inside it.</w:t>
       </w:r>
     </w:p>
     <w:p>
@@ -271,7 +286,7 @@
           <w:color w:val="2C3E50"/>
           <w:sz w:val="28"/>
         </w:rPr>
-        <w:t>Frame 6 — A stronger attempt reaches the boss door</w:t>
+        <w:t>Frame 6 — Back to the Final Door</w:t>
       </w:r>
     </w:p>
     <w:p>
@@ -299,7 +314,10 @@
         <w:t xml:space="preserve">WRITTEN PIECE — </w:t>
       </w:r>
       <w:r>
-        <w:t>On the new attempt the crew member moves and dashes through a fresh arrangement of rooms, and the hostiles in each combat cell again patrol, chase, and attack. The permanent unlock bought after the last death is still theirs, and whatever loot they carry is what this run has dropped along the way. The minimap shows the boss room sharing a doorway with the room they are in, so the final stage is the next step.</w:t>
+        <w:rPr>
+          <w:b w:val="0"/>
+        </w:rPr>
+        <w:t>The ship rearranges itself again, but the worker no longer moves like a victim. Carrying the strength gained from the last attempt, they race past a pursuing machine and reach the massive sealed door they could not reach before. Beyond it waits the final guardian, and the worker is determined not to wake at the beginning again.</w:t>
       </w:r>
     </w:p>
     <w:p>
@@ -311,7 +329,7 @@
           <w:color w:val="2C3E50"/>
           <w:sz w:val="28"/>
         </w:rPr>
-        <w:t>Frame 7 — The final boss falls</w:t>
+        <w:t>Frame 7 — The Last Shot</w:t>
       </w:r>
     </w:p>
     <w:p>
@@ -339,7 +357,10 @@
         <w:t xml:space="preserve">WRITTEN PIECE — </w:t>
       </w:r>
       <w:r>
-        <w:t>Inside the boss room the fight changes as the boss loses health. While the boss is still healthy it lays down a ranged barrage; after enough damage it summons minions that lunge, fire from range, and shoot from fixed mounts, the same attacks used elsewhere on the ship; once its health crosses the last threshold it enrages and the pattern turns frantic. The crew member dashes through the barrage, cuts through the minions, and lands the hit that defeats the boss. That defeat signals the win, the game-state manager closes the run in victory, and the final stage is cleared.</w:t>
+        <w:rPr>
+          <w:b w:val="0"/>
+        </w:rPr>
+        <w:t>The final battle fills the chamber with gunfire, summoned machines, and scorched metal, leaving the worker barely standing. One last shot strikes the boss and sends the enormous machine collapsing to the deck. For the first time, the path ends in victory instead of another return to the beginning: the worker has reached the final stage and defeated the force waiting there.</w:t>
       </w:r>
     </w:p>
     <w:p>
